--- a/Fase 1/Evidencias Individuales/Ignacio_Andrade_1.2_APT122_DiarioReflexionFase1.docx
+++ b/Fase 1/Evidencias Individuales/Ignacio_Andrade_1.2_APT122_DiarioReflexionFase1.docx
@@ -70,12 +70,12 @@
                 <wp:inline distB="0" distT="0" distL="0" distR="0">
                   <wp:extent cx="393640" cy="444500"/>
                   <wp:effectExtent b="0" l="0" r="0" t="0"/>
-                  <wp:docPr id="17580" name="image3.png"/>
+                  <wp:docPr id="17585" name="image2.png"/>
                   <a:graphic>
                     <a:graphicData uri="http://schemas.openxmlformats.org/drawingml/2006/picture">
                       <pic:pic>
                         <pic:nvPicPr>
-                          <pic:cNvPr id="0" name="image3.png"/>
+                          <pic:cNvPr id="0" name="image2.png"/>
                           <pic:cNvPicPr preferRelativeResize="0"/>
                         </pic:nvPicPr>
                         <pic:blipFill>
@@ -413,17 +413,27 @@
                 <w:color w:val="767171"/>
                 <w:sz w:val="24"/>
                 <w:szCs w:val="24"/>
-                <w:u w:val="none"/>
-              </w:rPr>
-            </w:pPr>
-            <w:r>
-              <w:rPr>
-                <w:color w:val="767171"/>
-                <w:sz w:val="24"/>
-                <w:szCs w:val="24"/>
-                <w:rtl w:val="0"/>
-              </w:rPr>
-              <w:t xml:space="preserve">Programación algoritmos / Desarrollo software Escritorio / Programación Web: En realidad todos las asignaturas orientadas en programación, fueron las que más me interesaron y gustaron a nivel profesional, ya que aprendí a programar con distintos lenguajes como Python, Java y crear páginas webs con HTML-CSS-JS, que la verdad me dieron una base de lo que hago a dia de hoy en mi trabajo. Me ayudaron ya que siempre las cosas que más me interesaron de la carrera fueron la programación.</w:t>
+              </w:rPr>
+            </w:pPr>
+            <w:r>
+              <w:rPr>
+                <w:b w:val="1"/>
+                <w:bCs w:val="1"/>
+                <w:color w:val="767171"/>
+                <w:sz w:val="24"/>
+                <w:szCs w:val="24"/>
+                <w:rtl w:val="0"/>
+              </w:rPr>
+              <w:t xml:space="preserve">Programación de Algoritmos, Desarrollo de Software de Escritorio y Programación Web:</w:t>
+            </w:r>
+            <w:r>
+              <w:rPr>
+                <w:color w:val="767171"/>
+                <w:sz w:val="24"/>
+                <w:szCs w:val="24"/>
+                <w:rtl w:val="0"/>
+              </w:rPr>
+              <w:t xml:space="preserve"> Todas las asignaturas orientadas a la programación fueron las que despertaron mi mayor interés profesional. En ellas aprendí a codificar en lenguajes como Python y Java, y a desarrollar interfaces web con HTML, CSS y JavaScript. Estos conocimientos me proporcionaron la base técnica fundamental que aplico diariamente en mi actual puesto de trabajo.</w:t>
             </w:r>
           </w:p>
           <w:p>
@@ -437,17 +447,32 @@
                 <w:color w:val="767171"/>
                 <w:sz w:val="24"/>
                 <w:szCs w:val="24"/>
-                <w:u w:val="none"/>
-              </w:rPr>
-            </w:pPr>
-            <w:r>
-              <w:rPr>
-                <w:color w:val="767171"/>
-                <w:sz w:val="24"/>
-                <w:szCs w:val="24"/>
-                <w:rtl w:val="0"/>
-              </w:rPr>
-              <w:t xml:space="preserve">Calidad de Software: Me enseñó todo lo que necesita un software a nivel de calidad, por ejemplo una buena arquitectura,etc. Lo cual es muy importante para crear un sistema maduro, robusto y escalable.</w:t>
+              </w:rPr>
+            </w:pPr>
+            <w:r>
+              <w:rPr>
+                <w:b w:val="1"/>
+                <w:bCs w:val="1"/>
+                <w:color w:val="767171"/>
+                <w:sz w:val="24"/>
+                <w:szCs w:val="24"/>
+                <w:rtl w:val="0"/>
+              </w:rPr>
+              <w:t xml:space="preserve">Calidad de Software:</w:t>
+            </w:r>
+            <w:r>
+              <w:rPr>
+                <w:color w:val="767171"/>
+                <w:sz w:val="24"/>
+                <w:szCs w:val="24"/>
+                <w:rtl w:val="0"/>
+              </w:rPr>
+              <w:t xml:space="preserve"> Me enseñó los estándares y atributos necesarios para asegurar la calidad de un producto tecnológico, abarcando desde buenas prácticas de código hasta fundamentos de diseño. Comprendí que esto es indispensable para construir sistemas maduros, robustos y escalables. </w:t>
+            </w:r>
+            <w:r>
+              <w:rPr>
+                <w:rtl w:val="0"/>
+              </w:rPr>
             </w:r>
           </w:p>
           <w:p>
@@ -461,17 +486,32 @@
                 <w:color w:val="767171"/>
                 <w:sz w:val="24"/>
                 <w:szCs w:val="24"/>
-                <w:u w:val="none"/>
-              </w:rPr>
-            </w:pPr>
-            <w:r>
-              <w:rPr>
-                <w:color w:val="767171"/>
-                <w:sz w:val="24"/>
-                <w:szCs w:val="24"/>
-                <w:rtl w:val="0"/>
-              </w:rPr>
-              <w:t xml:space="preserve">Arquitectura: Actualmente lo que más considero que se es sobre arquitectura de software y es gracias a que son cosas que me gustan mucho</w:t>
+              </w:rPr>
+            </w:pPr>
+            <w:r>
+              <w:rPr>
+                <w:b w:val="1"/>
+                <w:bCs w:val="1"/>
+                <w:color w:val="767171"/>
+                <w:sz w:val="24"/>
+                <w:szCs w:val="24"/>
+                <w:rtl w:val="0"/>
+              </w:rPr>
+              <w:t xml:space="preserve">Arquitectura de Software:</w:t>
+            </w:r>
+            <w:r>
+              <w:rPr>
+                <w:color w:val="767171"/>
+                <w:sz w:val="24"/>
+                <w:szCs w:val="24"/>
+                <w:rtl w:val="0"/>
+              </w:rPr>
+              <w:t xml:space="preserve"> Actualmente es el área en la que considero tener mayor dominio técnico, impulsado principalmente por el profundo interés personal y profesional que me genera esta disciplina. </w:t>
+            </w:r>
+            <w:r>
+              <w:rPr>
+                <w:rtl w:val="0"/>
+              </w:rPr>
             </w:r>
           </w:p>
           <w:p>
@@ -485,17 +525,32 @@
                 <w:color w:val="767171"/>
                 <w:sz w:val="24"/>
                 <w:szCs w:val="24"/>
-                <w:u w:val="none"/>
-              </w:rPr>
-            </w:pPr>
-            <w:r>
-              <w:rPr>
-                <w:color w:val="767171"/>
-                <w:sz w:val="24"/>
-                <w:szCs w:val="24"/>
-                <w:rtl w:val="0"/>
-              </w:rPr>
-              <w:t xml:space="preserve">Modelamiento base de datos / Consulta de Base de datos / Programación de base de datos: Me costo mucho esa materia, ya que nunca fue bueno con la sintaxis, pero ahora que trabajo en eso es de las cosas que más me ayudaron ya que todo lo que se hace en un sistema tiene que ver con una base de datos, para consultar cosas y saber sobre consultas completas o básicas en SQL sirven muchisimo.</w:t>
+              </w:rPr>
+            </w:pPr>
+            <w:r>
+              <w:rPr>
+                <w:b w:val="1"/>
+                <w:bCs w:val="1"/>
+                <w:color w:val="767171"/>
+                <w:sz w:val="24"/>
+                <w:szCs w:val="24"/>
+                <w:rtl w:val="0"/>
+              </w:rPr>
+              <w:t xml:space="preserve">Modelamiento, Consulta y Programación de Bases de Datos:</w:t>
+            </w:r>
+            <w:r>
+              <w:rPr>
+                <w:color w:val="767171"/>
+                <w:sz w:val="24"/>
+                <w:szCs w:val="24"/>
+                <w:rtl w:val="0"/>
+              </w:rPr>
+              <w:t xml:space="preserve"> Inicialmente representó un desafío, ya que la sintaxis me resultaba compleja. Sin embargo, hoy en día son de las herramientas que más valoro; en la práctica laboral, la interacción con bases de datos y el dominio de consultas SQL (tanto básicas como complejas) son el pilar que sostiene casi cualquier sistema. </w:t>
+            </w:r>
+            <w:r>
+              <w:rPr>
+                <w:rtl w:val="0"/>
+              </w:rPr>
             </w:r>
           </w:p>
           <w:p>
@@ -509,41 +564,28 @@
                 <w:color w:val="767171"/>
                 <w:sz w:val="24"/>
                 <w:szCs w:val="24"/>
-                <w:u w:val="none"/>
-              </w:rPr>
-            </w:pPr>
-            <w:r>
-              <w:rPr>
-                <w:color w:val="767171"/>
-                <w:sz w:val="24"/>
-                <w:szCs w:val="24"/>
-                <w:rtl w:val="0"/>
-              </w:rPr>
-              <w:t xml:space="preserve">Inglés: Me interesa muchísimo aunque no se mucho, lo que mas me gusto es que nos hicieron presentar en inglés completamente que es algo bastante complejo.</w:t>
-            </w:r>
-          </w:p>
-          <w:p>
-            <w:pPr>
-              <w:rPr>
-                <w:color w:val="767171"/>
-                <w:sz w:val="24"/>
-                <w:szCs w:val="24"/>
-              </w:rPr>
-            </w:pPr>
-            <w:r>
-              <w:rPr>
-                <w:rtl w:val="0"/>
-              </w:rPr>
-            </w:r>
-          </w:p>
-          <w:p>
-            <w:pPr>
-              <w:rPr>
-                <w:color w:val="767171"/>
-                <w:sz w:val="24"/>
-                <w:szCs w:val="24"/>
-              </w:rPr>
-            </w:pPr>
+              </w:rPr>
+            </w:pPr>
+            <w:r>
+              <w:rPr>
+                <w:b w:val="1"/>
+                <w:bCs w:val="1"/>
+                <w:color w:val="767171"/>
+                <w:sz w:val="24"/>
+                <w:szCs w:val="24"/>
+                <w:rtl w:val="0"/>
+              </w:rPr>
+              <w:t xml:space="preserve">Inglés:</w:t>
+            </w:r>
+            <w:r>
+              <w:rPr>
+                <w:color w:val="767171"/>
+                <w:sz w:val="24"/>
+                <w:szCs w:val="24"/>
+                <w:rtl w:val="0"/>
+              </w:rPr>
+              <w:t xml:space="preserve"> Es un idioma que me interesa dominar profundamente, aunque reconozco que aún me falta fluidez. Lo que más valoré de la asignatura fue el desafío de realizar presentaciones íntegramente en inglés, lo cual representa una habilidad comunicativa sumamente necesaria en la industria tecnológica. </w:t>
+            </w:r>
             <w:r>
               <w:rPr>
                 <w:rtl w:val="0"/>
@@ -584,24 +626,6 @@
               <w:rPr>
                 <w:rtl w:val="0"/>
               </w:rPr>
-            </w:r>
-          </w:p>
-          <w:p>
-            <w:pPr>
-              <w:rPr>
-                <w:color w:val="767171"/>
-                <w:sz w:val="24"/>
-                <w:szCs w:val="24"/>
-              </w:rPr>
-            </w:pPr>
-            <w:r>
-              <w:rPr>
-                <w:color w:val="767171"/>
-                <w:sz w:val="24"/>
-                <w:szCs w:val="24"/>
-                <w:rtl w:val="0"/>
-              </w:rPr>
-              <w:t xml:space="preserve">Siento que en el mundo laboral no significan mucho esas certificaciones si no logras en la práctica demostrar el valor, osea puedo tener un certificado en arquitectura de software, pero obviamente en el mundo laboral se implementan de formas mucho más complicadas.</w:t>
             </w:r>
           </w:p>
           <w:p>
@@ -620,7 +644,7 @@
                 <w:szCs w:val="24"/>
                 <w:rtl w:val="0"/>
               </w:rPr>
-              <w:t xml:space="preserve">Pero sirven para saber todos los conocimientos que debería tener el terminar la carrera.</w:t>
+              <w:t xml:space="preserve">Considero que en el mercado laboral estas certificaciones tienen un impacto limitado si no están respaldadas por la capacidad práctica de demostrar ese valor. Es decir, puedo poseer un certificado académico en Arquitectura de Software, pero en un entorno empresarial real las implementaciones enfrentan niveles de complejidad e incertidumbre mucho mayores. No obstante, reconozco que poseen un gran valor formativo, ya que actúan como un marco de referencia que estructura y me permite medir los conocimientos mínimos fundamentales que debo dominar al terminar la carrera. </w:t>
             </w:r>
             <w:r>
               <w:rPr>
@@ -879,7 +903,6 @@
             <w:pPr>
               <w:keepNext w:val="0"/>
               <w:keepLines w:val="0"/>
-              <w:pageBreakBefore w:val="0"/>
               <w:widowControl w:val="1"/>
               <w:numPr>
                 <w:ilvl w:val="0"/>
@@ -989,7 +1012,7 @@
                 <w:szCs w:val="24"/>
                 <w:rtl w:val="0"/>
               </w:rPr>
-              <w:t xml:space="preserve">Siento que la tengo bastante desarrollada, igualmente al ser lo primero que se hace a la hora del ciclo de vida del software, considero que al tener un poco de experiencia en eso, estoy bastante claro sobre todo el tema.</w:t>
+              <w:t xml:space="preserve">Considero que es una de mis áreas más desarrolladas. Al ser la etapa inicial del ciclo de vida del software y contar con experiencia práctica aplicándola en mi entorno laboral, tengo mucha claridad sobre cómo gestionar este proceso. </w:t>
             </w:r>
           </w:p>
           <w:p>
@@ -1020,7 +1043,85 @@
                 <w:szCs w:val="24"/>
                 <w:rtl w:val="0"/>
               </w:rPr>
-              <w:t xml:space="preserve"> Considero que conozco bastante sobre cómo mantener la calidad de software, a nivel de código más que nada, sobre las típicas reglas básicas como: métodos testeables, variables descriptivas, no tener magic number, no comentarios en los códigos a lo más summary en las interfaces o contratos de controllers, en los dao solamente tener llamadas a la bbdd, los services solamente deben tener lógica de negocio, mappers sin lógica de negocio,etc.</w:t>
+              <w:t xml:space="preserve">  Poseo un sólido entendimiento de cómo mantener la calidad a nivel de código. </w:t>
+            </w:r>
+            <w:r>
+              <w:rPr>
+                <w:color w:val="767171"/>
+                <w:sz w:val="24"/>
+                <w:szCs w:val="24"/>
+                <w:rtl w:val="0"/>
+              </w:rPr>
+              <w:t xml:space="preserve">Aplico</w:t>
+            </w:r>
+            <w:r>
+              <w:rPr>
+                <w:color w:val="767171"/>
+                <w:sz w:val="24"/>
+                <w:szCs w:val="24"/>
+                <w:rtl w:val="0"/>
+              </w:rPr>
+              <w:t xml:space="preserve"> rigurosamente reglas fundamentales de diseño limpio: métodos testeables, variables descriptivas, eliminación de </w:t>
+            </w:r>
+            <w:r>
+              <w:rPr>
+                <w:i w:val="1"/>
+                <w:iCs w:val="1"/>
+                <w:color w:val="767171"/>
+                <w:sz w:val="24"/>
+                <w:szCs w:val="24"/>
+                <w:rtl w:val="0"/>
+              </w:rPr>
+              <w:t xml:space="preserve">constantes mágicas</w:t>
+            </w:r>
+            <w:r>
+              <w:rPr>
+                <w:color w:val="767171"/>
+                <w:sz w:val="24"/>
+                <w:szCs w:val="24"/>
+                <w:rtl w:val="0"/>
+              </w:rPr>
+              <w:t xml:space="preserve"> y evasión de comentarios innecesarios en favor de utilizar </w:t>
+            </w:r>
+            <w:r>
+              <w:rPr>
+                <w:i w:val="1"/>
+                <w:iCs w:val="1"/>
+                <w:color w:val="767171"/>
+                <w:sz w:val="24"/>
+                <w:szCs w:val="24"/>
+                <w:rtl w:val="0"/>
+              </w:rPr>
+              <w:t xml:space="preserve">summaries</w:t>
+            </w:r>
+            <w:r>
+              <w:rPr>
+                <w:color w:val="767171"/>
+                <w:sz w:val="24"/>
+                <w:szCs w:val="24"/>
+                <w:rtl w:val="0"/>
+              </w:rPr>
+              <w:t xml:space="preserve"> en interfaces o controladores. Comprendo la separación de responsabilidades, asegurando que los DAO solo interactúen con la base de datos, que la lógica de negocio resida exclusivamente en los servicios y que los </w:t>
+            </w:r>
+            <w:r>
+              <w:rPr>
+                <w:i w:val="1"/>
+                <w:iCs w:val="1"/>
+                <w:color w:val="767171"/>
+                <w:sz w:val="24"/>
+                <w:szCs w:val="24"/>
+                <w:rtl w:val="0"/>
+              </w:rPr>
+              <w:t xml:space="preserve">mappers</w:t>
+            </w:r>
+            <w:r>
+              <w:rPr>
+                <w:color w:val="767171"/>
+                <w:sz w:val="24"/>
+                <w:szCs w:val="24"/>
+                <w:rtl w:val="0"/>
+              </w:rPr>
+              <w:t xml:space="preserve"> se mantengan libres de lógica. </w:t>
             </w:r>
           </w:p>
           <w:p>
@@ -1037,12 +1138,21 @@
             </w:pPr>
             <w:r>
               <w:rPr>
-                <w:color w:val="767171"/>
-                <w:sz w:val="24"/>
-                <w:szCs w:val="24"/>
-                <w:rtl w:val="0"/>
-              </w:rPr>
-              <w:t xml:space="preserve">Programación de software: Aunque me falta muchísimo para ser bueno programando, considero que tengo un nivel decente además que aprendo cada dia de mi vida.</w:t>
+                <w:color w:val="00ff00"/>
+                <w:sz w:val="24"/>
+                <w:szCs w:val="24"/>
+                <w:rtl w:val="0"/>
+              </w:rPr>
+              <w:t xml:space="preserve">Programación de software / Análisis y desarrollo de modelos de datos: </w:t>
+            </w:r>
+            <w:r>
+              <w:rPr>
+                <w:color w:val="767171"/>
+                <w:sz w:val="24"/>
+                <w:szCs w:val="24"/>
+                <w:rtl w:val="0"/>
+              </w:rPr>
+              <w:t xml:space="preserve">Aunque soy consciente de que el dominio técnico es un proceso continuo y aún tengo mucho por perfeccionar, considero que poseo un nivel sólido y competitivo, respaldado por mi disposición a aprender y mejorar diariamente en mi trabajo. </w:t>
             </w:r>
           </w:p>
           <w:p>
@@ -1064,16 +1174,114 @@
                 <w:szCs w:val="24"/>
                 <w:rtl w:val="0"/>
               </w:rPr>
-              <w:t xml:space="preserve">Análisis y desarrollo de modelos de datos:</w:t>
-            </w:r>
-            <w:r>
-              <w:rPr>
-                <w:color w:val="767171"/>
-                <w:sz w:val="24"/>
-                <w:szCs w:val="24"/>
-                <w:rtl w:val="0"/>
-              </w:rPr>
-              <w:t xml:space="preserve"> Lo mismo que con la programación de software</w:t>
+              <w:t xml:space="preserve">Arquitectura de software:</w:t>
+            </w:r>
+            <w:r>
+              <w:rPr>
+                <w:color w:val="767171"/>
+                <w:sz w:val="24"/>
+                <w:szCs w:val="24"/>
+                <w:rtl w:val="0"/>
+              </w:rPr>
+              <w:t xml:space="preserve"> Es una de las áreas que más me apasiona. Comprendo los criterios para decidir cuándo conviene una arquitectura monolítica o de microservicios, la importancia de evitar la </w:t>
+            </w:r>
+            <w:r>
+              <w:rPr>
+                <w:color w:val="767171"/>
+                <w:sz w:val="24"/>
+                <w:szCs w:val="24"/>
+                <w:rtl w:val="0"/>
+              </w:rPr>
+              <w:t xml:space="preserve">sobreingeniería</w:t>
+            </w:r>
+            <w:r>
+              <w:rPr>
+                <w:color w:val="767171"/>
+                <w:sz w:val="24"/>
+                <w:szCs w:val="24"/>
+                <w:rtl w:val="0"/>
+              </w:rPr>
+              <w:t xml:space="preserve"> y los fundamentos de patrones como </w:t>
+            </w:r>
+            <w:r>
+              <w:rPr>
+                <w:i w:val="1"/>
+                <w:iCs w:val="1"/>
+                <w:color w:val="767171"/>
+                <w:sz w:val="24"/>
+                <w:szCs w:val="24"/>
+                <w:rtl w:val="0"/>
+              </w:rPr>
+              <w:t xml:space="preserve">Clean Architecture</w:t>
+            </w:r>
+            <w:r>
+              <w:rPr>
+                <w:color w:val="767171"/>
+                <w:sz w:val="24"/>
+                <w:szCs w:val="24"/>
+                <w:rtl w:val="0"/>
+              </w:rPr>
+              <w:t xml:space="preserve">, </w:t>
+            </w:r>
+            <w:r>
+              <w:rPr>
+                <w:i w:val="1"/>
+                <w:iCs w:val="1"/>
+                <w:color w:val="767171"/>
+                <w:sz w:val="24"/>
+                <w:szCs w:val="24"/>
+                <w:rtl w:val="0"/>
+              </w:rPr>
+              <w:t xml:space="preserve">Vertical Slices</w:t>
+            </w:r>
+            <w:r>
+              <w:rPr>
+                <w:color w:val="767171"/>
+                <w:sz w:val="24"/>
+                <w:szCs w:val="24"/>
+                <w:rtl w:val="0"/>
+              </w:rPr>
+              <w:t xml:space="preserve"> y arquitectura de </w:t>
+            </w:r>
+            <w:r>
+              <w:rPr>
+                <w:i w:val="1"/>
+                <w:iCs w:val="1"/>
+                <w:color w:val="767171"/>
+                <w:sz w:val="24"/>
+                <w:szCs w:val="24"/>
+                <w:rtl w:val="0"/>
+              </w:rPr>
+              <w:t xml:space="preserve">n</w:t>
+            </w:r>
+            <w:r>
+              <w:rPr>
+                <w:color w:val="767171"/>
+                <w:sz w:val="24"/>
+                <w:szCs w:val="24"/>
+                <w:rtl w:val="0"/>
+              </w:rPr>
+              <w:t xml:space="preserve"> capas. Sin embargo, reconozco que aún debo profundizar mis conocimientos en lo referente a infraestructura </w:t>
+            </w:r>
+            <w:r>
+              <w:rPr>
+                <w:i w:val="1"/>
+                <w:iCs w:val="1"/>
+                <w:color w:val="767171"/>
+                <w:sz w:val="24"/>
+                <w:szCs w:val="24"/>
+                <w:rtl w:val="0"/>
+              </w:rPr>
+              <w:t xml:space="preserve">cloud</w:t>
+            </w:r>
+            <w:r>
+              <w:rPr>
+                <w:color w:val="767171"/>
+                <w:sz w:val="24"/>
+                <w:szCs w:val="24"/>
+                <w:rtl w:val="0"/>
+              </w:rPr>
+              <w:t xml:space="preserve">. </w:t>
             </w:r>
           </w:p>
           <w:p>
@@ -1090,21 +1298,8 @@
             </w:pPr>
             <w:r>
               <w:rPr>
-                <w:color w:val="00ff00"/>
-                <w:sz w:val="24"/>
-                <w:szCs w:val="24"/>
-                <w:rtl w:val="0"/>
-              </w:rPr>
-              <w:t xml:space="preserve">Arquitectura de software:</w:t>
-            </w:r>
-            <w:r>
-              <w:rPr>
-                <w:color w:val="767171"/>
-                <w:sz w:val="24"/>
-                <w:szCs w:val="24"/>
-                <w:rtl w:val="0"/>
-              </w:rPr>
-              <w:t xml:space="preserve"> Me gusta mucho la arquitectura de software como por ejemplo cuando es mejor decision tener una arquitectura ejemplo microservicios y cuando es mejor algo monolítico, que no hay que hacer sobre ingeniería, sobre arquitecturas mixtas, sobre clean architecture,vertical slices, n capa aunque ando no tengo tanto conocimiento en todo lo enfocado con la nube.</w:t>
+                <w:rtl w:val="0"/>
+              </w:rPr>
             </w:r>
           </w:p>
           <w:p>
@@ -1114,15 +1309,19 @@
               </w:tabs>
               <w:jc w:val="both"/>
               <w:rPr>
-                <w:color w:val="767171"/>
-                <w:sz w:val="24"/>
-                <w:szCs w:val="24"/>
-              </w:rPr>
-            </w:pPr>
-            <w:r>
-              <w:rPr>
-                <w:rtl w:val="0"/>
-              </w:rPr>
+                <w:color w:val="ff0000"/>
+                <w:sz w:val="24"/>
+                <w:szCs w:val="24"/>
+              </w:rPr>
+            </w:pPr>
+            <w:r>
+              <w:rPr>
+                <w:color w:val="ff0000"/>
+                <w:sz w:val="24"/>
+                <w:szCs w:val="24"/>
+                <w:rtl w:val="0"/>
+              </w:rPr>
+              <w:t xml:space="preserve">Rojo:</w:t>
             </w:r>
           </w:p>
           <w:p>
@@ -1132,19 +1331,46 @@
               </w:tabs>
               <w:jc w:val="both"/>
               <w:rPr>
+                <w:color w:val="767171"/>
+                <w:sz w:val="24"/>
+                <w:szCs w:val="24"/>
+              </w:rPr>
+            </w:pPr>
+            <w:r>
+              <w:rPr>
                 <w:color w:val="ff0000"/>
                 <w:sz w:val="24"/>
                 <w:szCs w:val="24"/>
-              </w:rPr>
-            </w:pPr>
-            <w:r>
-              <w:rPr>
-                <w:color w:val="ff0000"/>
-                <w:sz w:val="24"/>
-                <w:szCs w:val="24"/>
-                <w:rtl w:val="0"/>
-              </w:rPr>
-              <w:t xml:space="preserve">Rojo:</w:t>
+                <w:rtl w:val="0"/>
+              </w:rPr>
+              <w:t xml:space="preserve">Gestión de proyectos informáticos:</w:t>
+            </w:r>
+            <w:r>
+              <w:rPr>
+                <w:color w:val="767171"/>
+                <w:sz w:val="24"/>
+                <w:szCs w:val="24"/>
+                <w:rtl w:val="0"/>
+              </w:rPr>
+              <w:t xml:space="preserve">Es el área que más </w:t>
+            </w:r>
+            <w:r>
+              <w:rPr>
+                <w:color w:val="767171"/>
+                <w:sz w:val="24"/>
+                <w:szCs w:val="24"/>
+                <w:rtl w:val="0"/>
+              </w:rPr>
+              <w:t xml:space="preserve">requiero</w:t>
+            </w:r>
+            <w:r>
+              <w:rPr>
+                <w:color w:val="767171"/>
+                <w:sz w:val="24"/>
+                <w:szCs w:val="24"/>
+                <w:rtl w:val="0"/>
+              </w:rPr>
+              <w:t xml:space="preserve"> fortalecer. Conceptos como la evaluación de proyectos, gestión de riesgos y la creación de herramientas de control (como gráficos o planillas estructuradas de gestión) me resultan complejos, por lo que reconozco tener un nivel muy básico en estas tareas formales. </w:t>
             </w:r>
           </w:p>
           <w:p>
@@ -1166,16 +1392,16 @@
                 <w:szCs w:val="24"/>
                 <w:rtl w:val="0"/>
               </w:rPr>
-              <w:t xml:space="preserve">Gestión de proyectos informáticos:</w:t>
-            </w:r>
-            <w:r>
-              <w:rPr>
-                <w:color w:val="767171"/>
-                <w:sz w:val="24"/>
-                <w:szCs w:val="24"/>
-                <w:rtl w:val="0"/>
-              </w:rPr>
-              <w:t xml:space="preserve">Siento que lo más que requieren ser fortalecidas es eso ya que la evaluación de proyectos, gestión de proyectos, gestión de riesgos,etc. Todo eso es lo que más me cuesta, hacer gráficos , tablas en excel, sobre caja negra,etc. Todo eso estoy muy bajo nivel</w:t>
+              <w:t xml:space="preserve">Inteligencia de negocios:</w:t>
+            </w:r>
+            <w:r>
+              <w:rPr>
+                <w:color w:val="767171"/>
+                <w:sz w:val="24"/>
+                <w:szCs w:val="24"/>
+                <w:rtl w:val="0"/>
+              </w:rPr>
+              <w:t xml:space="preserve"> Aunque confío en mi capacidad analítica para resolver estas tareas si me lo propongo, al no aplicarlo en mi día a día, conceptos como la creación de BPM o minería de datos son aspectos que definitivamente me falta reforzar. </w:t>
             </w:r>
           </w:p>
           <w:p>
@@ -1185,37 +1411,6 @@
               </w:tabs>
               <w:jc w:val="both"/>
               <w:rPr>
-                <w:color w:val="767171"/>
-                <w:sz w:val="24"/>
-                <w:szCs w:val="24"/>
-              </w:rPr>
-            </w:pPr>
-            <w:r>
-              <w:rPr>
-                <w:color w:val="ff0000"/>
-                <w:sz w:val="24"/>
-                <w:szCs w:val="24"/>
-                <w:rtl w:val="0"/>
-              </w:rPr>
-              <w:t xml:space="preserve">Inteligencia de negocios:</w:t>
-            </w:r>
-            <w:r>
-              <w:rPr>
-                <w:color w:val="767171"/>
-                <w:sz w:val="24"/>
-                <w:szCs w:val="24"/>
-                <w:rtl w:val="0"/>
-              </w:rPr>
-              <w:t xml:space="preserve"> Aunque considero que si lo necesito hacer podré hacerlo bien, pero al no hacerlo en mi dia a dia, todo sobre crear BPM, minería de datos,etc. Es lo que faltaría reforzar.</w:t>
-            </w:r>
-          </w:p>
-          <w:p>
-            <w:pPr>
-              <w:tabs>
-                <w:tab w:val="left" w:leader="none" w:pos="454"/>
-              </w:tabs>
-              <w:jc w:val="both"/>
-              <w:rPr>
                 <w:rFonts w:ascii="Calibri" w:cs="Calibri" w:eastAsia="Calibri" w:hAnsi="Calibri"/>
                 <w:b w:val="1"/>
                 <w:bCs w:val="1"/>
@@ -1238,7 +1433,7 @@
                 <w:szCs w:val="24"/>
                 <w:rtl w:val="0"/>
               </w:rPr>
-              <w:t xml:space="preserve"> Siento que es lo más débil que tengo, cada que aprendo no puedo contener esa información, lo más probable que porque no lo practico y hablo diariamente, solo para evaluaciones.</w:t>
+              <w:t xml:space="preserve"> Actualmente es mi mayor debilidad. Me cuesta retener la información a largo plazo, muy probablemente porque no tengo el hábito de practicarlo de forma conversacional en mi rutina diaria, limitando su uso exclusivamente a instancias de evaluación académica. </w:t>
             </w:r>
             <w:r>
               <w:rPr>
@@ -1536,7 +1731,6 @@
             <w:pPr>
               <w:keepNext w:val="0"/>
               <w:keepLines w:val="0"/>
-              <w:pageBreakBefore w:val="0"/>
               <w:widowControl w:val="1"/>
               <w:numPr>
                 <w:ilvl w:val="0"/>
@@ -1615,7 +1809,43 @@
                 <w:szCs w:val="24"/>
                 <w:rtl w:val="0"/>
               </w:rPr>
-              <w:t xml:space="preserve">Mis principales intereses profesionales son todo lo relacionado con el software, actualmente me desempeño como ingeniero de software (ese es el nombre aunque no soy ingeniero) y veo todo lo que es desarrollo de software end to end con tecnologías como Git - .NET - Angular -Sql Server - Jenkins - SVN,etc..</w:t>
+              <w:t xml:space="preserve">Mis principales intereses profesionales abarcan todo el ciclo de vida del desarrollo de software. Actualmente me desempeño laboralmente en un rol técnico, donde </w:t>
+            </w:r>
+            <w:r>
+              <w:rPr>
+                <w:color w:val="767171"/>
+                <w:sz w:val="24"/>
+                <w:szCs w:val="24"/>
+                <w:rtl w:val="0"/>
+              </w:rPr>
+              <w:t xml:space="preserve">participo</w:t>
+            </w:r>
+            <w:r>
+              <w:rPr>
+                <w:color w:val="767171"/>
+                <w:sz w:val="24"/>
+                <w:szCs w:val="24"/>
+                <w:rtl w:val="0"/>
+              </w:rPr>
+              <w:t xml:space="preserve"> en la creación de aplicaciones de extremo a extremo , </w:t>
+            </w:r>
+            <w:r>
+              <w:rPr>
+                <w:color w:val="767171"/>
+                <w:sz w:val="24"/>
+                <w:szCs w:val="24"/>
+                <w:rtl w:val="0"/>
+              </w:rPr>
+              <w:t xml:space="preserve">involucrándome tanto</w:t>
+            </w:r>
+            <w:r>
+              <w:rPr>
+                <w:color w:val="767171"/>
+                <w:sz w:val="24"/>
+                <w:szCs w:val="24"/>
+                <w:rtl w:val="0"/>
+              </w:rPr>
+              <w:t xml:space="preserve"> en la lógica de negocio y el modelo de datos, como en los procesos de integración y despliegue continuo de las soluciones. En cuanto a las áreas de desempeño de la carrera, si bien disfruto mucho de la implementación técnica diaria enfocada en el Desarrollo de Software, el área que más me interesa y en la que me gustaría especializarme en el futuro es la Arquitectura de Software e Integración de Sistemas, para enfocarme en el diseño estructural, la resiliencia y la escalabilidad de los proyectos.</w:t>
             </w:r>
           </w:p>
           <w:p>
@@ -1632,28 +1862,6 @@
             </w:pPr>
             <w:r>
               <w:rPr>
-                <w:color w:val="767171"/>
-                <w:sz w:val="24"/>
-                <w:szCs w:val="24"/>
-                <w:rtl w:val="0"/>
-              </w:rPr>
-              <w:t xml:space="preserve">Me gusta mucho todo ese mundo aunque en un futuro me gustaría especializarme más sobre arquitectura de software.</w:t>
-            </w:r>
-          </w:p>
-          <w:p>
-            <w:pPr>
-              <w:tabs>
-                <w:tab w:val="left" w:leader="none" w:pos="454"/>
-              </w:tabs>
-              <w:jc w:val="both"/>
-              <w:rPr>
-                <w:color w:val="767171"/>
-                <w:sz w:val="24"/>
-                <w:szCs w:val="24"/>
-              </w:rPr>
-            </w:pPr>
-            <w:r>
-              <w:rPr>
                 <w:rtl w:val="0"/>
               </w:rPr>
             </w:r>
@@ -1662,7 +1870,6 @@
             <w:pPr>
               <w:keepNext w:val="0"/>
               <w:keepLines w:val="0"/>
-              <w:pageBreakBefore w:val="0"/>
               <w:widowControl w:val="1"/>
               <w:numPr>
                 <w:ilvl w:val="0"/>
@@ -1741,7 +1948,25 @@
                 <w:szCs w:val="24"/>
                 <w:rtl w:val="0"/>
               </w:rPr>
-              <w:t xml:space="preserve">Las principales competencias que encuentro interés es el modelamiento - consultas de datos en sql server y la programación,  también en cierto punto que es bastante es la planificación de requerimientos informáticos, la calidad de software, arquitectura de software.</w:t>
+              <w:t xml:space="preserve">Las principales competencias que se alinean con mis intereses son el modelamiento y la programación de bases de datos, el desarrollo de software puro, la planificación de requerimientos informáticos, el aseguramiento de la calidad del software y el diseño de arquitecturas. Considero que debo continuar </w:t>
+            </w:r>
+            <w:r>
+              <w:rPr>
+                <w:color w:val="767171"/>
+                <w:sz w:val="24"/>
+                <w:szCs w:val="24"/>
+                <w:rtl w:val="0"/>
+              </w:rPr>
+              <w:t xml:space="preserve">fortaleciéndolas</w:t>
+            </w:r>
+            <w:r>
+              <w:rPr>
+                <w:color w:val="767171"/>
+                <w:sz w:val="24"/>
+                <w:szCs w:val="24"/>
+                <w:rtl w:val="0"/>
+              </w:rPr>
+              <w:t xml:space="preserve"> todas; en esta industria el aprendizaje debe ser continuo y soy plenamente consciente de que aún tengo un largo camino de estudio y experiencia práctica por recorrer para alcanzar un nivel de maestría técnica en estas áreas. </w:t>
             </w:r>
           </w:p>
           <w:p>
@@ -1758,28 +1983,6 @@
             </w:pPr>
             <w:r>
               <w:rPr>
-                <w:color w:val="767171"/>
-                <w:sz w:val="24"/>
-                <w:szCs w:val="24"/>
-                <w:rtl w:val="0"/>
-              </w:rPr>
-              <w:t xml:space="preserve">Considero que todas debo fortalecer ya que todavía me falta mucho conocimiento en todo esto.</w:t>
-            </w:r>
-          </w:p>
-          <w:p>
-            <w:pPr>
-              <w:tabs>
-                <w:tab w:val="left" w:leader="none" w:pos="454"/>
-              </w:tabs>
-              <w:jc w:val="both"/>
-              <w:rPr>
-                <w:color w:val="767171"/>
-                <w:sz w:val="24"/>
-                <w:szCs w:val="24"/>
-              </w:rPr>
-            </w:pPr>
-            <w:r>
-              <w:rPr>
                 <w:rtl w:val="0"/>
               </w:rPr>
             </w:r>
@@ -1788,7 +1991,6 @@
             <w:pPr>
               <w:keepNext w:val="0"/>
               <w:keepLines w:val="0"/>
-              <w:pageBreakBefore w:val="0"/>
               <w:widowControl w:val="1"/>
               <w:numPr>
                 <w:ilvl w:val="0"/>
@@ -1855,28 +2057,6 @@
               </w:tabs>
               <w:jc w:val="both"/>
               <w:rPr>
-                <w:color w:val="767171"/>
-                <w:sz w:val="24"/>
-                <w:szCs w:val="24"/>
-              </w:rPr>
-            </w:pPr>
-            <w:r>
-              <w:rPr>
-                <w:color w:val="767171"/>
-                <w:sz w:val="24"/>
-                <w:szCs w:val="24"/>
-                <w:rtl w:val="0"/>
-              </w:rPr>
-              <w:t xml:space="preserve">Me gustaría seguir trabajando como ingeniero de software, tal vez en otra empresa, pero con un rol más senior.</w:t>
-            </w:r>
-          </w:p>
-          <w:p>
-            <w:pPr>
-              <w:tabs>
-                <w:tab w:val="left" w:leader="none" w:pos="454"/>
-              </w:tabs>
-              <w:jc w:val="both"/>
-              <w:rPr>
                 <w:rFonts w:ascii="Calibri" w:cs="Calibri" w:eastAsia="Calibri" w:hAnsi="Calibri"/>
                 <w:b w:val="1"/>
                 <w:bCs w:val="1"/>
@@ -1890,7 +2070,25 @@
                 <w:szCs w:val="24"/>
                 <w:rtl w:val="0"/>
               </w:rPr>
-              <w:t xml:space="preserve">Tener muchas más responsabilidades dentro del ciclo de vida del software, con las mismas tecnologías que ahora, no considero el cambiarme de lenguaje de programación y si es posible ya con inglés fluido e intentar trabajar de forma remota en una empresa extranjera.</w:t>
+              <w:t xml:space="preserve">En cinco años me visualizo consolidado como ingeniero de software sénior, asumiendo muchas más responsabilidades sobre las decisiones críticas dentro del ciclo de vida del desarrollo. Mi objetivo es profundizar mi nivel de experto en mi actual pila tecnológica (especialmente en el ecosistema .NET) en lugar de </w:t>
+            </w:r>
+            <w:r>
+              <w:rPr>
+                <w:color w:val="767171"/>
+                <w:sz w:val="24"/>
+                <w:szCs w:val="24"/>
+                <w:rtl w:val="0"/>
+              </w:rPr>
+              <w:t xml:space="preserve">diversificarme superficialmente</w:t>
+            </w:r>
+            <w:r>
+              <w:rPr>
+                <w:color w:val="767171"/>
+                <w:sz w:val="24"/>
+                <w:szCs w:val="24"/>
+                <w:rtl w:val="0"/>
+              </w:rPr>
+              <w:t xml:space="preserve"> en múltiples lenguajes. Además, me proyecto habiendo alcanzado la fluidez en el idioma inglés, lo cual me abrirá las puertas para trabajar de forma remota en una empresa extranjera de alto nivel tecnológico.</w:t>
             </w:r>
             <w:r>
               <w:rPr>
@@ -2108,7 +2306,6 @@
             <w:pPr>
               <w:keepNext w:val="0"/>
               <w:keepLines w:val="0"/>
-              <w:pageBreakBefore w:val="0"/>
               <w:widowControl w:val="1"/>
               <w:numPr>
                 <w:ilvl w:val="0"/>
@@ -2187,7 +2384,7 @@
                 <w:szCs w:val="24"/>
                 <w:rtl w:val="0"/>
               </w:rPr>
-              <w:t xml:space="preserve">Este proyecto se vincula fuertemente con mis aspiraciones personales, porque desde que empecé a programar lo que más me ha llamado la atención no es solo escribir código, sino entender porque un sistema está construido de una forma y no de la otra. Me gusta la Ingeniería de Software en ese sentido: pensar en la estructura, en cómo se relacionan componentes entre sí, y en qué decisiones de diseño van a sostener un sistema en el tiempo en vez de convertirlo en algo frágil apenas cambien los requisitos.</w:t>
+              <w:t xml:space="preserve">Este proyecto se vincula fuertemente con mis aspiraciones profesionales. Desde mis inicios en la programación, lo que más ha captado mi atención no es únicamente escribir código, sino comprender por qué un sistema se construye de una determinada manera. Disfruto la ingeniería de software desde esa perspectiva analítica: pensar en la estructura, en la interacción entre los componentes y en las decisiones de diseño que permitirán sostener un sistema en el tiempo, evitando que se vuelva frágil ante el cambio constante de requisitos.  </w:t>
             </w:r>
           </w:p>
           <w:p>
@@ -2212,7 +2409,6 @@
             <w:pPr>
               <w:keepNext w:val="0"/>
               <w:keepLines w:val="0"/>
-              <w:pageBreakBefore w:val="0"/>
               <w:widowControl w:val="1"/>
               <w:numPr>
                 <w:ilvl w:val="0"/>
@@ -2276,7 +2472,6 @@
             <w:pPr>
               <w:keepNext w:val="0"/>
               <w:keepLines w:val="0"/>
-              <w:pageBreakBefore w:val="0"/>
               <w:widowControl w:val="1"/>
               <w:numPr>
                 <w:ilvl w:val="0"/>
@@ -2340,7 +2535,6 @@
             <w:pPr>
               <w:keepNext w:val="0"/>
               <w:keepLines w:val="0"/>
-              <w:pageBreakBefore w:val="0"/>
               <w:widowControl w:val="1"/>
               <w:numPr>
                 <w:ilvl w:val="0"/>
@@ -2404,7 +2598,6 @@
             <w:pPr>
               <w:keepNext w:val="0"/>
               <w:keepLines w:val="0"/>
-              <w:pageBreakBefore w:val="0"/>
               <w:widowControl w:val="1"/>
               <w:numPr>
                 <w:ilvl w:val="0"/>
@@ -2716,7 +2909,6 @@
     <w:pPr>
       <w:keepNext w:val="0"/>
       <w:keepLines w:val="0"/>
-      <w:pageBreakBefore w:val="0"/>
       <w:widowControl w:val="1"/>
       <w:pBdr>
         <w:top w:space="0" w:sz="0" w:val="nil"/>
@@ -2761,7 +2953,7 @@
             <wp:anchor allowOverlap="1" behindDoc="0" distB="0" distT="0" distL="114300" distR="114300" hidden="0" layoutInCell="1" locked="0" relativeHeight="0" simplePos="0">
               <wp:simplePos x="0" y="0"/>
               <wp:positionH relativeFrom="column">
-                <wp:posOffset>-683894</wp:posOffset>
+                <wp:posOffset>-683893</wp:posOffset>
               </wp:positionH>
               <wp:positionV relativeFrom="paragraph">
                 <wp:posOffset>0</wp:posOffset>
@@ -2769,17 +2961,17 @@
               <wp:extent cx="7753350" cy="190500"/>
               <wp:effectExtent b="0" l="0" r="0" t="0"/>
               <wp:wrapNone/>
-              <wp:docPr id="17579" name=""/>
+              <wp:docPr id="17584" name=""/>
               <a:graphic>
                 <a:graphicData uri="http://schemas.microsoft.com/office/word/2010/wordprocessingGroup">
                   <wpg:wgp>
                     <wpg:cNvGrpSpPr/>
                     <wpg:grpSpPr>
                       <a:xfrm>
-                        <a:off x="1469325" y="3679975"/>
+                        <a:off x="1469325" y="3684625"/>
                         <a:ext cx="7753350" cy="190500"/>
-                        <a:chOff x="1469325" y="3679975"/>
-                        <a:chExt cx="7753375" cy="195275"/>
+                        <a:chOff x="1469325" y="3684625"/>
+                        <a:chExt cx="7753350" cy="190625"/>
                       </a:xfrm>
                     </wpg:grpSpPr>
                     <wpg:grpSp>
@@ -2788,8 +2980,8 @@
                         <a:xfrm>
                           <a:off x="1469325" y="3684750"/>
                           <a:ext cx="7753350" cy="190500"/>
-                          <a:chOff x="0" y="14970"/>
-                          <a:chExt cx="12255" cy="300"/>
+                          <a:chOff x="1469325" y="3679975"/>
+                          <a:chExt cx="7753375" cy="195275"/>
                         </a:xfrm>
                       </wpg:grpSpPr>
                       <wps:wsp>
@@ -2797,8 +2989,8 @@
                         <wps:cNvPr id="3" name="Shape 3"/>
                         <wps:spPr>
                           <a:xfrm>
-                            <a:off x="0" y="14970"/>
-                            <a:ext cx="12250" cy="300"/>
+                            <a:off x="1469325" y="3679975"/>
+                            <a:ext cx="7753375" cy="195275"/>
                           </a:xfrm>
                           <a:prstGeom prst="rect">
                             <a:avLst/>
@@ -2824,115 +3016,158 @@
                           <a:noAutofit/>
                         </wps:bodyPr>
                       </wps:wsp>
-                      <wps:wsp>
-                        <wps:cNvSpPr/>
-                        <wps:cNvPr id="4" name="Shape 4"/>
-                        <wps:spPr>
-                          <a:xfrm>
-                            <a:off x="10803" y="14982"/>
-                            <a:ext cx="659" cy="288"/>
-                          </a:xfrm>
-                          <a:prstGeom prst="rect">
-                            <a:avLst/>
-                          </a:prstGeom>
-                          <a:noFill/>
-                          <a:ln>
-                            <a:noFill/>
-                          </a:ln>
-                        </wps:spPr>
-                        <wps:txbx>
-                          <w:txbxContent>
-                            <w:p>
-                              <w:pPr>
-                                <w:spacing w:after="160" w:before="0" w:line="258.99999618530273"/>
-                                <w:ind w:left="0" w:right="0" w:firstLine="0"/>
-                                <w:jc w:val="center"/>
-                                <w:textDirection w:val="btLr"/>
-                              </w:pPr>
-                              <w:r>
-                                <w:rPr>
-                                  <w:rFonts w:ascii="Calibri" w:cs="Calibri" w:eastAsia="Calibri" w:hAnsi="Calibri"/>
-                                  <w:b w:val="0"/>
-                                  <w:i w:val="0"/>
-                                  <w:smallCaps w:val="0"/>
-                                  <w:strike w:val="0"/>
-                                  <w:color w:val="8c8c8c"/>
-                                  <w:sz w:val="22"/>
-                                  <w:vertAlign w:val="baseline"/>
-                                </w:rPr>
-                                <w:t xml:space="preserve">3</w:t>
-                              </w:r>
-                            </w:p>
-                          </w:txbxContent>
-                        </wps:txbx>
-                        <wps:bodyPr anchorCtr="0" anchor="t" bIns="0" lIns="0" spcFirstLastPara="1" rIns="0" wrap="square" tIns="0">
-                          <a:noAutofit/>
-                        </wps:bodyPr>
-                      </wps:wsp>
                       <wpg:grpSp>
                         <wpg:cNvGrpSpPr/>
                         <wpg:grpSpPr>
-                          <a:xfrm flipH="1">
-                            <a:off x="0" y="14970"/>
-                            <a:ext cx="12255" cy="230"/>
-                            <a:chOff x="-8" y="14978"/>
-                            <a:chExt cx="12255" cy="230"/>
+                          <a:xfrm>
+                            <a:off x="1469325" y="3684750"/>
+                            <a:ext cx="7753350" cy="190500"/>
+                            <a:chOff x="0" y="14970"/>
+                            <a:chExt cx="12255" cy="300"/>
                           </a:xfrm>
                         </wpg:grpSpPr>
                         <wps:wsp>
-                          <wps:cNvCnPr/>
+                          <wps:cNvSpPr/>
+                          <wps:cNvPr id="5" name="Shape 5"/>
                           <wps:spPr>
-                            <a:xfrm flipH="1" rot="10800000">
-                              <a:off x="-8" y="14978"/>
-                              <a:ext cx="1260" cy="230"/>
+                            <a:xfrm>
+                              <a:off x="0" y="14970"/>
+                              <a:ext cx="12250" cy="300"/>
                             </a:xfrm>
-                            <a:prstGeom prst="bentConnector3">
-                              <a:avLst>
-                                <a:gd fmla="val 923254" name="adj1"/>
-                              </a:avLst>
+                            <a:prstGeom prst="rect">
+                              <a:avLst/>
                             </a:prstGeom>
                             <a:noFill/>
-                            <a:ln cap="flat" cmpd="sng" w="9525">
-                              <a:solidFill>
-                                <a:srgbClr val="A5A5A5"/>
-                              </a:solidFill>
-                              <a:prstDash val="solid"/>
-                              <a:miter lim="8000"/>
-                              <a:headEnd len="med" w="med" type="none"/>
-                              <a:tailEnd len="med" w="med" type="none"/>
+                            <a:ln>
+                              <a:noFill/>
                             </a:ln>
                           </wps:spPr>
+                          <wps:txbx>
+                            <w:txbxContent>
+                              <w:p>
+                                <w:pPr>
+                                  <w:spacing w:after="0" w:before="0" w:line="240"/>
+                                  <w:ind w:left="0" w:right="0" w:firstLine="0"/>
+                                  <w:jc w:val="left"/>
+                                  <w:textDirection w:val="btLr"/>
+                                </w:pPr>
+                              </w:p>
+                            </w:txbxContent>
+                          </wps:txbx>
                           <wps:bodyPr anchorCtr="0" anchor="ctr" bIns="91425" lIns="91425" spcFirstLastPara="1" rIns="91425" wrap="square" tIns="91425">
                             <a:noAutofit/>
                           </wps:bodyPr>
                         </wps:wsp>
                         <wps:wsp>
-                          <wps:cNvCnPr/>
+                          <wps:cNvSpPr/>
+                          <wps:cNvPr id="6" name="Shape 6"/>
                           <wps:spPr>
-                            <a:xfrm rot="10800000">
-                              <a:off x="1252" y="14978"/>
-                              <a:ext cx="10995" cy="230"/>
+                            <a:xfrm>
+                              <a:off x="10803" y="14982"/>
+                              <a:ext cx="659" cy="288"/>
                             </a:xfrm>
-                            <a:prstGeom prst="bentConnector3">
-                              <a:avLst>
-                                <a:gd fmla="val 14609" name="adj1"/>
-                              </a:avLst>
+                            <a:prstGeom prst="rect">
+                              <a:avLst/>
                             </a:prstGeom>
                             <a:noFill/>
-                            <a:ln cap="flat" cmpd="sng" w="9525">
-                              <a:solidFill>
-                                <a:srgbClr val="A5A5A5"/>
-                              </a:solidFill>
-                              <a:prstDash val="solid"/>
-                              <a:miter lim="8000"/>
-                              <a:headEnd len="med" w="med" type="none"/>
-                              <a:tailEnd len="med" w="med" type="none"/>
+                            <a:ln>
+                              <a:noFill/>
                             </a:ln>
                           </wps:spPr>
-                          <wps:bodyPr anchorCtr="0" anchor="ctr" bIns="91425" lIns="91425" spcFirstLastPara="1" rIns="91425" wrap="square" tIns="91425">
+                          <wps:txbx>
+                            <w:txbxContent>
+                              <w:p>
+                                <w:pPr>
+                                  <w:spacing w:after="160" w:before="0" w:line="258.99999618530273"/>
+                                  <w:ind w:left="0" w:right="0" w:firstLine="0"/>
+                                  <w:jc w:val="center"/>
+                                  <w:textDirection w:val="btLr"/>
+                                </w:pPr>
+                                <w:r>
+                                  <w:rPr>
+                                    <w:rFonts w:ascii="Calibri" w:cs="Calibri" w:eastAsia="Calibri" w:hAnsi="Calibri"/>
+                                    <w:b w:val="0"/>
+                                    <w:i w:val="0"/>
+                                    <w:smallCaps w:val="0"/>
+                                    <w:strike w:val="0"/>
+                                    <w:color w:val="8c8c8c"/>
+                                    <w:sz w:val="22"/>
+                                    <w:vertAlign w:val="baseline"/>
+                                  </w:rPr>
+                                  <w:t xml:space="preserve">3</w:t>
+                                </w:r>
+                              </w:p>
+                            </w:txbxContent>
+                          </wps:txbx>
+                          <wps:bodyPr anchorCtr="0" anchor="t" bIns="0" lIns="0" spcFirstLastPara="1" rIns="0" wrap="square" tIns="0">
                             <a:noAutofit/>
                           </wps:bodyPr>
                         </wps:wsp>
+                        <wpg:grpSp>
+                          <wpg:cNvGrpSpPr/>
+                          <wpg:grpSpPr>
+                            <a:xfrm flipH="1">
+                              <a:off x="0" y="14970"/>
+                              <a:ext cx="12255" cy="230"/>
+                              <a:chOff x="-8" y="14978"/>
+                              <a:chExt cx="12255" cy="230"/>
+                            </a:xfrm>
+                          </wpg:grpSpPr>
+                          <wps:wsp>
+                            <wps:cNvCnPr/>
+                            <wps:spPr>
+                              <a:xfrm flipH="1" rot="10800000">
+                                <a:off x="-8" y="14978"/>
+                                <a:ext cx="1260" cy="230"/>
+                              </a:xfrm>
+                              <a:prstGeom prst="bentConnector3">
+                                <a:avLst>
+                                  <a:gd fmla="val 50000" name="adj1"/>
+                                </a:avLst>
+                              </a:prstGeom>
+                              <a:noFill/>
+                              <a:ln cap="flat" cmpd="sng" w="9525">
+                                <a:solidFill>
+                                  <a:srgbClr val="A5A5A5"/>
+                                </a:solidFill>
+                                <a:prstDash val="solid"/>
+                                <a:miter lim="80"/>
+                                <a:headEnd len="sm" w="sm" type="none"/>
+                                <a:tailEnd len="sm" w="sm" type="none"/>
+                              </a:ln>
+                            </wps:spPr>
+                            <wps:bodyPr anchorCtr="0" anchor="ctr" bIns="91425" lIns="91425" spcFirstLastPara="1" rIns="91425" wrap="square" tIns="91425">
+                              <a:noAutofit/>
+                            </wps:bodyPr>
+                          </wps:wsp>
+                          <wps:wsp>
+                            <wps:cNvCnPr/>
+                            <wps:spPr>
+                              <a:xfrm rot="10800000">
+                                <a:off x="1252" y="14978"/>
+                                <a:ext cx="10995" cy="230"/>
+                              </a:xfrm>
+                              <a:prstGeom prst="bentConnector3">
+                                <a:avLst>
+                                  <a:gd fmla="val 96778" name="adj1"/>
+                                </a:avLst>
+                              </a:prstGeom>
+                              <a:noFill/>
+                              <a:ln cap="flat" cmpd="sng" w="9525">
+                                <a:solidFill>
+                                  <a:srgbClr val="A5A5A5"/>
+                                </a:solidFill>
+                                <a:prstDash val="solid"/>
+                                <a:miter lim="80"/>
+                                <a:headEnd len="sm" w="sm" type="none"/>
+                                <a:tailEnd len="sm" w="sm" type="none"/>
+                              </a:ln>
+                            </wps:spPr>
+                            <wps:bodyPr anchorCtr="0" anchor="ctr" bIns="91425" lIns="91425" spcFirstLastPara="1" rIns="91425" wrap="square" tIns="91425">
+                              <a:noAutofit/>
+                            </wps:bodyPr>
+                          </wps:wsp>
+                        </wpg:grpSp>
                       </wpg:grpSp>
                     </wpg:grpSp>
                   </wpg:wgp>
@@ -2946,7 +3181,7 @@
             <wp:anchor allowOverlap="1" behindDoc="0" distB="0" distT="0" distL="114300" distR="114300" hidden="0" layoutInCell="1" locked="0" relativeHeight="0" simplePos="0">
               <wp:simplePos x="0" y="0"/>
               <wp:positionH relativeFrom="column">
-                <wp:posOffset>-683894</wp:posOffset>
+                <wp:posOffset>-683893</wp:posOffset>
               </wp:positionH>
               <wp:positionV relativeFrom="paragraph">
                 <wp:posOffset>0</wp:posOffset>
@@ -2954,7 +3189,7 @@
               <wp:extent cx="7753350" cy="190500"/>
               <wp:effectExtent b="0" l="0" r="0" t="0"/>
               <wp:wrapNone/>
-              <wp:docPr id="17579" name="image5.png"/>
+              <wp:docPr id="17584" name="image5.png"/>
               <a:graphic>
                 <a:graphicData uri="http://schemas.openxmlformats.org/drawingml/2006/picture">
                   <pic:pic>
@@ -2995,7 +3230,6 @@
     <w:pPr>
       <w:keepNext w:val="0"/>
       <w:keepLines w:val="0"/>
-      <w:pageBreakBefore w:val="0"/>
       <w:widowControl w:val="0"/>
       <w:pBdr>
         <w:top w:space="0" w:sz="0" w:val="nil"/>
@@ -3149,12 +3383,12 @@
               <wp:inline distB="0" distT="0" distL="0" distR="0">
                 <wp:extent cx="1996440" cy="428625"/>
                 <wp:effectExtent b="0" l="0" r="0" t="0"/>
-                <wp:docPr descr="http://www.duoc.cl/normasgraficas/normasgraficas/marca-duoc/6logo-fondo-transparente/fondo-transparente.png" id="17582" name="image1.png"/>
+                <wp:docPr descr="http://www.duoc.cl/normasgraficas/normasgraficas/marca-duoc/6logo-fondo-transparente/fondo-transparente.png" id="17587" name="image3.png"/>
                 <a:graphic>
                   <a:graphicData uri="http://schemas.openxmlformats.org/drawingml/2006/picture">
                     <pic:pic>
                       <pic:nvPicPr>
-                        <pic:cNvPr descr="http://www.duoc.cl/normasgraficas/normasgraficas/marca-duoc/6logo-fondo-transparente/fondo-transparente.png" id="0" name="image1.png"/>
+                        <pic:cNvPr descr="http://www.duoc.cl/normasgraficas/normasgraficas/marca-duoc/6logo-fondo-transparente/fondo-transparente.png" id="0" name="image3.png"/>
                         <pic:cNvPicPr preferRelativeResize="0"/>
                       </pic:nvPicPr>
                       <pic:blipFill>
@@ -3191,7 +3425,6 @@
     <w:pPr>
       <w:keepNext w:val="0"/>
       <w:keepLines w:val="0"/>
-      <w:pageBreakBefore w:val="0"/>
       <w:widowControl w:val="1"/>
       <w:pBdr>
         <w:top w:space="0" w:sz="0" w:val="nil"/>
@@ -3240,7 +3473,6 @@
     <w:pPr>
       <w:keepNext w:val="0"/>
       <w:keepLines w:val="0"/>
-      <w:pageBreakBefore w:val="0"/>
       <w:widowControl w:val="0"/>
       <w:pBdr>
         <w:top w:space="0" w:sz="0" w:val="nil"/>
@@ -3340,12 +3572,12 @@
               <wp:inline distB="0" distT="0" distL="0" distR="0">
                 <wp:extent cx="363448" cy="578253"/>
                 <wp:effectExtent b="0" l="0" r="0" t="0"/>
-                <wp:docPr id="17581" name="image2.png"/>
+                <wp:docPr id="17586" name="image4.png"/>
                 <a:graphic>
                   <a:graphicData uri="http://schemas.openxmlformats.org/drawingml/2006/picture">
                     <pic:pic>
                       <pic:nvPicPr>
-                        <pic:cNvPr id="0" name="image2.png"/>
+                        <pic:cNvPr id="0" name="image4.png"/>
                         <pic:cNvPicPr preferRelativeResize="0"/>
                       </pic:nvPicPr>
                       <pic:blipFill>
@@ -3496,12 +3728,12 @@
               <wp:inline distB="0" distT="0" distL="0" distR="0">
                 <wp:extent cx="1908834" cy="470407"/>
                 <wp:effectExtent b="0" l="0" r="0" t="0"/>
-                <wp:docPr id="17583" name="image4.png"/>
+                <wp:docPr id="17588" name="image1.png"/>
                 <a:graphic>
                   <a:graphicData uri="http://schemas.openxmlformats.org/drawingml/2006/picture">
                     <pic:pic>
                       <pic:nvPicPr>
-                        <pic:cNvPr id="0" name="image4.png"/>
+                        <pic:cNvPr id="0" name="image1.png"/>
                         <pic:cNvPicPr preferRelativeResize="0"/>
                       </pic:nvPicPr>
                       <pic:blipFill>
@@ -3538,7 +3770,6 @@
     <w:pPr>
       <w:keepNext w:val="0"/>
       <w:keepLines w:val="0"/>
-      <w:pageBreakBefore w:val="0"/>
       <w:widowControl w:val="1"/>
       <w:pBdr>
         <w:top w:space="0" w:sz="0" w:val="nil"/>
@@ -3954,6 +4185,20 @@
       <w:szCs w:val="56"/>
     </w:rPr>
   </w:style>
+  <w:style w:type="table" w:styleId="TableNormal" w:default="1">
+    <w:name w:val="TableNormal"/>
+    <w:tblPr>
+      <w:tblCellMar>
+        <w:top w:w="100.0" w:type="dxa"/>
+        <w:left w:w="100.0" w:type="dxa"/>
+        <w:bottom w:w="100.0" w:type="dxa"/>
+        <w:right w:w="100.0" w:type="dxa"/>
+      </w:tblCellMar>
+    </w:tblPr>
+  </w:style>
+  <w:style w:type="paragraph" w:styleId="Normal" w:default="1">
+    <w:name w:val="normal"/>
+  </w:style>
   <w:style w:type="character" w:styleId="Fuentedeprrafopredeter" w:default="1">
     <w:name w:val="Default Paragraph Font"/>
     <w:uiPriority w:val="1"/>
@@ -4894,6 +5139,131 @@
       <w:b w:val="1"/>
       <w:bCs w:val="1"/>
     </w:rPr>
+  </w:style>
+  <w:style w:type="table" w:styleId="Table1">
+    <w:basedOn w:val="TableNormal"/>
+    <w:pPr>
+      <w:spacing w:after="0" w:line="240" w:lineRule="auto"/>
+    </w:pPr>
+    <w:tblPr>
+      <w:tblStyleRowBandSize w:val="1"/>
+      <w:tblStyleColBandSize w:val="1"/>
+      <w:tblCellMar>
+        <w:top w:w="0.0" w:type="dxa"/>
+        <w:left w:w="108.0" w:type="dxa"/>
+        <w:bottom w:w="0.0" w:type="dxa"/>
+        <w:right w:w="108.0" w:type="dxa"/>
+      </w:tblCellMar>
+    </w:tblPr>
+  </w:style>
+  <w:style w:type="table" w:styleId="Table2">
+    <w:basedOn w:val="TableNormal"/>
+    <w:tblPr>
+      <w:tblStyleRowBandSize w:val="1"/>
+      <w:tblStyleColBandSize w:val="1"/>
+      <w:tblCellMar>
+        <w:top w:w="15.0" w:type="dxa"/>
+        <w:left w:w="15.0" w:type="dxa"/>
+        <w:bottom w:w="15.0" w:type="dxa"/>
+        <w:right w:w="15.0" w:type="dxa"/>
+      </w:tblCellMar>
+    </w:tblPr>
+  </w:style>
+  <w:style w:type="table" w:styleId="Table3">
+    <w:basedOn w:val="TableNormal"/>
+    <w:pPr>
+      <w:spacing w:after="0" w:line="240" w:lineRule="auto"/>
+    </w:pPr>
+    <w:tblPr>
+      <w:tblStyleRowBandSize w:val="1"/>
+      <w:tblStyleColBandSize w:val="1"/>
+      <w:tblCellMar>
+        <w:top w:w="0.0" w:type="dxa"/>
+        <w:left w:w="108.0" w:type="dxa"/>
+        <w:bottom w:w="0.0" w:type="dxa"/>
+        <w:right w:w="108.0" w:type="dxa"/>
+      </w:tblCellMar>
+    </w:tblPr>
+  </w:style>
+  <w:style w:type="table" w:styleId="Table4">
+    <w:basedOn w:val="TableNormal"/>
+    <w:pPr>
+      <w:spacing w:after="0" w:line="240" w:lineRule="auto"/>
+    </w:pPr>
+    <w:tblPr>
+      <w:tblStyleRowBandSize w:val="1"/>
+      <w:tblStyleColBandSize w:val="1"/>
+      <w:tblCellMar>
+        <w:top w:w="0.0" w:type="dxa"/>
+        <w:left w:w="108.0" w:type="dxa"/>
+        <w:bottom w:w="0.0" w:type="dxa"/>
+        <w:right w:w="108.0" w:type="dxa"/>
+      </w:tblCellMar>
+    </w:tblPr>
+  </w:style>
+  <w:style w:type="table" w:styleId="Table5">
+    <w:basedOn w:val="TableNormal"/>
+    <w:pPr>
+      <w:spacing w:after="0" w:line="240" w:lineRule="auto"/>
+    </w:pPr>
+    <w:tblPr>
+      <w:tblStyleRowBandSize w:val="1"/>
+      <w:tblStyleColBandSize w:val="1"/>
+      <w:tblCellMar>
+        <w:top w:w="0.0" w:type="dxa"/>
+        <w:left w:w="108.0" w:type="dxa"/>
+        <w:bottom w:w="0.0" w:type="dxa"/>
+        <w:right w:w="108.0" w:type="dxa"/>
+      </w:tblCellMar>
+    </w:tblPr>
+  </w:style>
+  <w:style w:type="table" w:styleId="Table6">
+    <w:basedOn w:val="TableNormal"/>
+    <w:pPr>
+      <w:spacing w:after="0" w:line="240" w:lineRule="auto"/>
+    </w:pPr>
+    <w:tblPr>
+      <w:tblStyleRowBandSize w:val="1"/>
+      <w:tblStyleColBandSize w:val="1"/>
+      <w:tblCellMar>
+        <w:top w:w="0.0" w:type="dxa"/>
+        <w:left w:w="108.0" w:type="dxa"/>
+        <w:bottom w:w="0.0" w:type="dxa"/>
+        <w:right w:w="108.0" w:type="dxa"/>
+      </w:tblCellMar>
+    </w:tblPr>
+  </w:style>
+  <w:style w:type="table" w:styleId="Table7">
+    <w:basedOn w:val="TableNormal"/>
+    <w:pPr>
+      <w:spacing w:after="0" w:line="240" w:lineRule="auto"/>
+    </w:pPr>
+    <w:tblPr>
+      <w:tblStyleRowBandSize w:val="1"/>
+      <w:tblStyleColBandSize w:val="1"/>
+      <w:tblCellMar>
+        <w:top w:w="0.0" w:type="dxa"/>
+        <w:left w:w="108.0" w:type="dxa"/>
+        <w:bottom w:w="0.0" w:type="dxa"/>
+        <w:right w:w="108.0" w:type="dxa"/>
+      </w:tblCellMar>
+    </w:tblPr>
+  </w:style>
+  <w:style w:type="table" w:styleId="Table8">
+    <w:basedOn w:val="TableNormal"/>
+    <w:pPr>
+      <w:spacing w:after="0" w:line="240" w:lineRule="auto"/>
+    </w:pPr>
+    <w:tblPr>
+      <w:tblStyleRowBandSize w:val="1"/>
+      <w:tblStyleColBandSize w:val="1"/>
+      <w:tblCellMar>
+        <w:top w:w="0.0" w:type="dxa"/>
+        <w:left w:w="108.0" w:type="dxa"/>
+        <w:bottom w:w="0.0" w:type="dxa"/>
+        <w:right w:w="108.0" w:type="dxa"/>
+      </w:tblCellMar>
+    </w:tblPr>
   </w:style>
   <w:style w:type="paragraph" w:styleId="Subtitle">
     <w:name w:val="Subtitle"/>
@@ -5302,7 +5672,7 @@
 
 <file path=customXML/item1.xml><?xml version="1.0" encoding="utf-8"?>
 <go:gDocsCustomXmlDataStorage xmlns:go="http://customooxmlschemas.google.com/" xmlns:r="http://schemas.openxmlformats.org/officeDocument/2006/relationships" uri="GoogleDocsCustomDataVersion2">
-  <go:docsCustomData xmlns:go="http://customooxmlschemas.google.com/" roundtripDataSignature="AMtx7mgRW9jBM+khCNC/mfLwtmeNNit2PA==">CgMxLjAyDmguYjN0ODZ3aWRjaWVwOAByITFxZHVUWEplX01vLTdXWktiejU4NnlaR21OTENudWFmSg==</go:docsCustomData>
+  <go:docsCustomData xmlns:go="http://customooxmlschemas.google.com/" roundtripDataSignature="AMtx7mgvlQ6mrcRE12I/eU4qIEmX9/rE5Q==">CgMxLjAyDmguYjN0ODZ3aWRjaWVwOAByITFBMGRRdUxqUkdGUTNldHpDczRUaGZfYkhhR3h5R1hhZA==</go:docsCustomData>
 </go:gDocsCustomXmlDataStorage>
 </file>
 
